--- a/Thesis Study 2 Documentation.docx
+++ b/Thesis Study 2 Documentation.docx
@@ -133,6 +133,33 @@
       <w:r>
         <w:rPr>
           <w:rFonts w:ascii="Times New Roman" w:hAnsi="Times New Roman" w:cs="Times New Roman"/>
+        </w:rPr>
+        <w:t xml:space="preserve">This study was within-subjects, so each participant did both trend and number blocks randomly according to the </w:t>
+      </w:r>
+      <w:proofErr w:type="spellStart"/>
+      <w:r>
+        <w:rPr>
+          <w:rFonts w:ascii="Times New Roman" w:hAnsi="Times New Roman" w:cs="Times New Roman"/>
+        </w:rPr>
+        <w:t>blockOrder</w:t>
+      </w:r>
+      <w:proofErr w:type="spellEnd"/>
+      <w:r>
+        <w:rPr>
+          <w:rFonts w:ascii="Times New Roman" w:hAnsi="Times New Roman" w:cs="Times New Roman"/>
+        </w:rPr>
+        <w:t xml:space="preserve"> condition (1 or 2). 256 trials of each with a training trial (check how many).</w:t>
+      </w:r>
+    </w:p>
+    <w:p>
+      <w:pPr>
+        <w:rPr>
+          <w:rFonts w:ascii="Times New Roman" w:hAnsi="Times New Roman" w:cs="Times New Roman"/>
+        </w:rPr>
+      </w:pPr>
+      <w:r>
+        <w:rPr>
+          <w:rFonts w:ascii="Times New Roman" w:hAnsi="Times New Roman" w:cs="Times New Roman"/>
           <w:b/>
           <w:bCs/>
         </w:rPr>
@@ -202,7 +229,26 @@
         <w:rPr>
           <w:rFonts w:ascii="Times New Roman" w:hAnsi="Times New Roman" w:cs="Times New Roman"/>
         </w:rPr>
-        <w:t xml:space="preserve"> in ThesisProjectStudy_2.</w:t>
+        <w:t xml:space="preserve"> in ThesisProjectStudy_2</w:t>
+      </w:r>
+      <w:r>
+        <w:rPr>
+          <w:rFonts w:ascii="Times New Roman" w:hAnsi="Times New Roman" w:cs="Times New Roman"/>
+        </w:rPr>
+        <w:t xml:space="preserve"> and can be found in stimuli_exp1a. </w:t>
+      </w:r>
+    </w:p>
+    <w:p>
+      <w:pPr>
+        <w:rPr>
+          <w:rFonts w:ascii="Times New Roman" w:hAnsi="Times New Roman" w:cs="Times New Roman"/>
+        </w:rPr>
+      </w:pPr>
+      <w:r>
+        <w:rPr>
+          <w:rFonts w:ascii="Times New Roman" w:hAnsi="Times New Roman" w:cs="Times New Roman"/>
+        </w:rPr>
+        <w:t>Data is in DataExp1a.</w:t>
       </w:r>
     </w:p>
     <w:p>
@@ -299,7 +345,7 @@
         <w:rPr>
           <w:rFonts w:ascii="Times New Roman" w:hAnsi="Times New Roman" w:cs="Times New Roman"/>
         </w:rPr>
-        <w:t>3, 6, 9, 12</w:t>
+        <w:t>2, 4, 6, 8</w:t>
       </w:r>
     </w:p>
     <w:p>
@@ -332,8 +378,141 @@
         <w:rPr>
           <w:rFonts w:ascii="Times New Roman" w:hAnsi="Times New Roman" w:cs="Times New Roman"/>
         </w:rPr>
-        <w:t xml:space="preserve"> a noise of around 0.1 to 0.18). To confirm that this rejection causes no systematic bias in stimuli categories we tested it (refer to the R project called Stimuli2_BiasTest). </w:t>
-      </w:r>
+        <w:t xml:space="preserve"> a noise of around 0.1 to 0.18). To confirm that this rejection causes no systematic bias in stimuli categories</w:t>
+      </w:r>
+      <w:r>
+        <w:rPr>
+          <w:rFonts w:ascii="Times New Roman" w:hAnsi="Times New Roman" w:cs="Times New Roman"/>
+        </w:rPr>
+        <w:t>,</w:t>
+      </w:r>
+      <w:r>
+        <w:rPr>
+          <w:rFonts w:ascii="Times New Roman" w:hAnsi="Times New Roman" w:cs="Times New Roman"/>
+        </w:rPr>
+        <w:t xml:space="preserve"> we tested it (refer to the R project called Stimuli2_BiasTest). </w:t>
+      </w:r>
+    </w:p>
+    <w:p>
+      <w:pPr>
+        <w:rPr>
+          <w:rFonts w:ascii="Times New Roman" w:hAnsi="Times New Roman" w:cs="Times New Roman"/>
+        </w:rPr>
+      </w:pPr>
+      <w:r>
+        <w:rPr>
+          <w:rFonts w:ascii="Times New Roman" w:hAnsi="Times New Roman" w:cs="Times New Roman"/>
+        </w:rPr>
+        <w:t>This experiment was between-subjects, like the later ones in which</w:t>
+      </w:r>
+      <w:r>
+        <w:rPr>
+          <w:rFonts w:ascii="Times New Roman" w:hAnsi="Times New Roman" w:cs="Times New Roman"/>
+        </w:rPr>
+        <w:t xml:space="preserve"> participants did either trend or </w:t>
+      </w:r>
+      <w:proofErr w:type="gramStart"/>
+      <w:r>
+        <w:rPr>
+          <w:rFonts w:ascii="Times New Roman" w:hAnsi="Times New Roman" w:cs="Times New Roman"/>
+        </w:rPr>
+        <w:t>number</w:t>
+      </w:r>
+      <w:r>
+        <w:rPr>
+          <w:rFonts w:ascii="Times New Roman" w:hAnsi="Times New Roman" w:cs="Times New Roman"/>
+        </w:rPr>
+        <w:t>,</w:t>
+      </w:r>
+      <w:r>
+        <w:rPr>
+          <w:rFonts w:ascii="Times New Roman" w:hAnsi="Times New Roman" w:cs="Times New Roman"/>
+        </w:rPr>
+        <w:t xml:space="preserve"> and</w:t>
+      </w:r>
+      <w:proofErr w:type="gramEnd"/>
+      <w:r>
+        <w:rPr>
+          <w:rFonts w:ascii="Times New Roman" w:hAnsi="Times New Roman" w:cs="Times New Roman"/>
+        </w:rPr>
+        <w:t xml:space="preserve"> did 512 trials with some training. </w:t>
+      </w:r>
+      <w:r>
+        <w:rPr>
+          <w:rFonts w:ascii="Times New Roman" w:hAnsi="Times New Roman" w:cs="Times New Roman"/>
+        </w:rPr>
+        <w:t>Stimuli for this experiment are in stimuli_exp1b.</w:t>
+      </w:r>
+    </w:p>
+    <w:p>
+      <w:pPr>
+        <w:rPr>
+          <w:rFonts w:ascii="Times New Roman" w:hAnsi="Times New Roman" w:cs="Times New Roman"/>
+        </w:rPr>
+      </w:pPr>
+      <w:r>
+        <w:rPr>
+          <w:rFonts w:ascii="Times New Roman" w:hAnsi="Times New Roman" w:cs="Times New Roman"/>
+        </w:rPr>
+        <w:lastRenderedPageBreak/>
+        <w:t>Data is in Exp1b.</w:t>
+      </w:r>
+    </w:p>
+    <w:p>
+      <w:pPr>
+        <w:rPr>
+          <w:rFonts w:ascii="Times New Roman" w:hAnsi="Times New Roman" w:cs="Times New Roman"/>
+          <w:b/>
+          <w:bCs/>
+        </w:rPr>
+      </w:pPr>
+      <w:r>
+        <w:rPr>
+          <w:rFonts w:ascii="Times New Roman" w:hAnsi="Times New Roman" w:cs="Times New Roman"/>
+          <w:b/>
+          <w:bCs/>
+        </w:rPr>
+        <w:t>Exp1C:</w:t>
+      </w:r>
+    </w:p>
+    <w:p>
+      <w:pPr>
+        <w:rPr>
+          <w:rFonts w:ascii="Times New Roman" w:hAnsi="Times New Roman" w:cs="Times New Roman"/>
+        </w:rPr>
+      </w:pPr>
+      <w:r>
+        <w:rPr>
+          <w:rFonts w:ascii="Times New Roman" w:hAnsi="Times New Roman" w:cs="Times New Roman"/>
+        </w:rPr>
+        <w:t>1B was too hard. Also made a mistake in which the angles were not increasing linearly in increments because the distance from the two hardest slopes to each other is 2x that of the distance between any of the other slope levels (that is, between -0.039 and 0.039 is bigger than any of the other).</w:t>
+      </w:r>
+      <w:r>
+        <w:rPr>
+          <w:rFonts w:ascii="Times New Roman" w:hAnsi="Times New Roman" w:cs="Times New Roman"/>
+        </w:rPr>
+        <w:t xml:space="preserve"> </w:t>
+      </w:r>
+    </w:p>
+    <w:p>
+      <w:pPr>
+        <w:rPr>
+          <w:rFonts w:ascii="Times New Roman" w:hAnsi="Times New Roman" w:cs="Times New Roman"/>
+        </w:rPr>
+      </w:pPr>
+      <w:r>
+        <w:rPr>
+          <w:rFonts w:ascii="Times New Roman" w:hAnsi="Times New Roman" w:cs="Times New Roman"/>
+        </w:rPr>
+        <w:t xml:space="preserve"> </w:t>
+      </w:r>
+    </w:p>
+    <w:p>
+      <w:pPr>
+        <w:rPr>
+          <w:rFonts w:ascii="Times New Roman" w:hAnsi="Times New Roman" w:cs="Times New Roman"/>
+        </w:rPr>
+      </w:pPr>
     </w:p>
     <w:p>
       <w:pPr>
